--- a/samples/office/text-layout.docx
+++ b/samples/office/text-layout.docx
@@ -1548,7 +1548,7 @@
         <w:fldChar w:fldCharType="separate"/>
       </w:r>
       <w:r>
-        <w:t xml:space="preserve">Everything Viewer sample generator</w:t>
+        <w:t xml:space="preserve">Peekbean sample generator</w:t>
       </w:r>
       <w:r>
         <w:fldChar w:fldCharType="end"/>
